--- a/2022/Revision Batch/V2022.1.000/CF3R/2022-CF3R-MCH-21-DuctLocation.docx
+++ b/2022/Revision Batch/V2022.1.000/CF3R/2022-CF3R-MCH-21-DuctLocation.docx
@@ -653,25 +653,7 @@
                 <w:sz w:val="18"/>
                 <w:szCs w:val="18"/>
               </w:rPr>
-              <w:t xml:space="preserve">Status – Ducts Located </w:t>
-            </w:r>
-            <w:proofErr w:type="gramStart"/>
-            <w:r>
-              <w:rPr>
-                <w:rFonts w:asciiTheme="minorHAnsi" w:hAnsiTheme="minorHAnsi"/>
-                <w:sz w:val="18"/>
-                <w:szCs w:val="18"/>
-              </w:rPr>
-              <w:t>In</w:t>
-            </w:r>
-            <w:proofErr w:type="gramEnd"/>
-            <w:r>
-              <w:rPr>
-                <w:rFonts w:asciiTheme="minorHAnsi" w:hAnsiTheme="minorHAnsi"/>
-                <w:sz w:val="18"/>
-                <w:szCs w:val="18"/>
-              </w:rPr>
-              <w:t xml:space="preserve"> Conditioned Space Performance Credit</w:t>
+              <w:t>Status – Ducts Located In Conditioned Space Performance Credit</w:t>
             </w:r>
           </w:p>
         </w:tc>
@@ -1352,25 +1334,7 @@
                 <w:b/>
                 <w:szCs w:val="18"/>
               </w:rPr>
-              <w:t xml:space="preserve">Ducts Located </w:t>
-            </w:r>
-            <w:proofErr w:type="gramStart"/>
-            <w:r>
-              <w:rPr>
-                <w:rFonts w:asciiTheme="minorHAnsi" w:hAnsiTheme="minorHAnsi"/>
-                <w:b/>
-                <w:szCs w:val="18"/>
-              </w:rPr>
-              <w:t>In</w:t>
-            </w:r>
-            <w:proofErr w:type="gramEnd"/>
-            <w:r>
-              <w:rPr>
-                <w:rFonts w:asciiTheme="minorHAnsi" w:hAnsiTheme="minorHAnsi"/>
-                <w:b/>
-                <w:szCs w:val="18"/>
-              </w:rPr>
-              <w:t xml:space="preserve"> Conditioned Space - RA3.1.4.1.3 </w:t>
+              <w:t xml:space="preserve">Ducts Located In Conditioned Space - RA3.1.4.1.3 </w:t>
             </w:r>
           </w:p>
         </w:tc>
@@ -2047,25 +2011,7 @@
                 <w:sz w:val="18"/>
                 <w:szCs w:val="18"/>
               </w:rPr>
-              <w:t xml:space="preserve">All applicable sections of this document shall indicate compliance with the specified verification protocol requirements </w:t>
-            </w:r>
-            <w:proofErr w:type="gramStart"/>
-            <w:r>
-              <w:rPr>
-                <w:rFonts w:asciiTheme="minorHAnsi" w:hAnsiTheme="minorHAnsi"/>
-                <w:sz w:val="18"/>
-                <w:szCs w:val="18"/>
-              </w:rPr>
-              <w:t>in order for</w:t>
-            </w:r>
-            <w:proofErr w:type="gramEnd"/>
-            <w:r>
-              <w:rPr>
-                <w:rFonts w:asciiTheme="minorHAnsi" w:hAnsiTheme="minorHAnsi"/>
-                <w:sz w:val="18"/>
-                <w:szCs w:val="18"/>
-              </w:rPr>
-              <w:t xml:space="preserve"> this Certificate of Verification as a whole to be determined to be in compliance. </w:t>
+              <w:t xml:space="preserve">All applicable sections of this document shall indicate compliance with the specified verification protocol requirements in order for this Certificate of Verification as a whole to be determined to be in compliance. </w:t>
             </w:r>
           </w:p>
         </w:tc>
@@ -2708,21 +2654,7 @@
               <w:rPr>
                 <w:rFonts w:ascii="Calibri" w:eastAsiaTheme="minorEastAsia" w:hAnsi="Calibri" w:cstheme="minorBidi"/>
               </w:rPr>
-              <w:t xml:space="preserve"> that a registered copy of this Certificate of Verification shall be </w:t>
-            </w:r>
-            <w:proofErr w:type="gramStart"/>
-            <w:r>
-              <w:rPr>
-                <w:rFonts w:ascii="Calibri" w:eastAsiaTheme="minorEastAsia" w:hAnsi="Calibri" w:cstheme="minorBidi"/>
-              </w:rPr>
-              <w:t>posted, or</w:t>
-            </w:r>
-            <w:proofErr w:type="gramEnd"/>
-            <w:r>
-              <w:rPr>
-                <w:rFonts w:ascii="Calibri" w:eastAsiaTheme="minorEastAsia" w:hAnsi="Calibri" w:cstheme="minorBidi"/>
-              </w:rPr>
-              <w:t xml:space="preserve"> made available with the building permit(s) issued for the building, and made available to the enforcement agency for all applicable inspections, and I will take the necessary steps to ensure this requirement is accomplished. </w:t>
+              <w:t xml:space="preserve"> that a registered copy of this Certificate of Verification shall be posted, or made available with the building permit(s) issued for the building, and made available to the enforcement agency for all applicable inspections, and I will take the necessary steps to ensure this requirement is accomplished. </w:t>
             </w:r>
           </w:p>
           <w:p>
@@ -3706,8 +3638,10 @@
         <w:sectPr>
           <w:headerReference w:type="even" r:id="rId12"/>
           <w:headerReference w:type="default" r:id="rId13"/>
-          <w:footerReference w:type="default" r:id="rId14"/>
-          <w:headerReference w:type="first" r:id="rId15"/>
+          <w:footerReference w:type="even" r:id="rId14"/>
+          <w:footerReference w:type="default" r:id="rId15"/>
+          <w:headerReference w:type="first" r:id="rId16"/>
+          <w:footerReference w:type="first" r:id="rId17"/>
           <w:pgSz w:w="12240" w:h="15840" w:code="1"/>
           <w:pgMar w:top="720" w:right="720" w:bottom="720" w:left="720" w:header="432" w:footer="432" w:gutter="0"/>
           <w:cols w:space="720"/>
@@ -4044,21 +3978,7 @@
         <w:rPr>
           <w:rFonts w:asciiTheme="minorHAnsi" w:hAnsiTheme="minorHAnsi"/>
         </w:rPr>
-        <w:t xml:space="preserve"> </w:t>
-      </w:r>
-      <w:proofErr w:type="gramStart"/>
-      <w:r>
-        <w:rPr>
-          <w:rFonts w:asciiTheme="minorHAnsi" w:hAnsiTheme="minorHAnsi"/>
-        </w:rPr>
-        <w:t>are located in</w:t>
-      </w:r>
-      <w:proofErr w:type="gramEnd"/>
-      <w:r>
-        <w:rPr>
-          <w:rFonts w:asciiTheme="minorHAnsi" w:hAnsiTheme="minorHAnsi"/>
-        </w:rPr>
-        <w:t xml:space="preserve"> </w:t>
+        <w:t xml:space="preserve"> are located in </w:t>
       </w:r>
       <w:r>
         <w:rPr>
@@ -4299,21 +4219,7 @@
         <w:rPr>
           <w:rFonts w:asciiTheme="minorHAnsi" w:hAnsiTheme="minorHAnsi"/>
         </w:rPr>
-        <w:t xml:space="preserve"> </w:t>
-      </w:r>
-      <w:proofErr w:type="gramStart"/>
-      <w:r>
-        <w:rPr>
-          <w:rFonts w:asciiTheme="minorHAnsi" w:hAnsiTheme="minorHAnsi"/>
-        </w:rPr>
-        <w:t>credit</w:t>
-      </w:r>
-      <w:proofErr w:type="gramEnd"/>
-      <w:r>
-        <w:rPr>
-          <w:rFonts w:asciiTheme="minorHAnsi" w:hAnsiTheme="minorHAnsi"/>
-        </w:rPr>
-        <w:t xml:space="preserve"> then select “Pass”, otherwise select “Fail”. The latter selection means that the system does not meet the requirements and the CF1R will have to be revised, or the system will need to be modified to meet the requirements.</w:t>
+        <w:t xml:space="preserve"> credit then select “Pass”, otherwise select “Fail”. The latter selection means that the system does not meet the requirements and the CF1R will have to be revised, or the system will need to be modified to meet the requirements.</w:t>
       </w:r>
     </w:p>
     <w:p>
@@ -4656,6 +4562,7 @@
     <w:p>
       <w:pPr>
         <w:rPr>
+          <w:del w:id="3" w:author="Alhabibi, Haider@Energy" w:date="2022-12-29T12:35:00Z"/>
           <w:rFonts w:asciiTheme="minorHAnsi" w:hAnsiTheme="minorHAnsi"/>
         </w:rPr>
       </w:pPr>
@@ -4663,20 +4570,60 @@
     <w:p>
       <w:pPr>
         <w:rPr>
-          <w:rFonts w:asciiTheme="minorHAnsi" w:hAnsiTheme="minorHAnsi"/>
-        </w:rPr>
-      </w:pPr>
+          <w:ins w:id="4" w:author="Alhabibi, Haider@Energy" w:date="2022-12-29T12:36:00Z"/>
+          <w:rFonts w:asciiTheme="minorHAnsi" w:hAnsiTheme="minorHAnsi"/>
+          <w:b/>
+        </w:rPr>
+      </w:pPr>
+      <w:ins w:id="5" w:author="Alhabibi, Haider@Energy" w:date="2022-12-29T12:36:00Z">
+        <w:r>
+          <w:rPr>
+            <w:rFonts w:asciiTheme="minorHAnsi" w:hAnsiTheme="minorHAnsi"/>
+            <w:b/>
+          </w:rPr>
+          <w:t>Section E</w:t>
+        </w:r>
+        <w:r>
+          <w:rPr>
+            <w:rFonts w:asciiTheme="minorHAnsi" w:hAnsiTheme="minorHAnsi"/>
+            <w:b/>
+          </w:rPr>
+          <w:t>. Determination of HERS Verification Compliance</w:t>
+        </w:r>
+      </w:ins>
     </w:p>
     <w:p>
       <w:pPr>
         <w:rPr>
+          <w:ins w:id="6" w:author="Alhabibi, Haider@Energy" w:date="2022-12-29T12:35:00Z"/>
+          <w:rFonts w:ascii="Calibri" w:eastAsia="Calibri" w:hAnsi="Calibri"/>
+        </w:rPr>
+      </w:pPr>
+      <w:ins w:id="7" w:author="Alhabibi, Haider@Energy" w:date="2022-12-29T12:35:00Z">
+        <w:r>
+          <w:rPr>
+            <w:rFonts w:asciiTheme="minorHAnsi" w:hAnsiTheme="minorHAnsi"/>
+          </w:rPr>
+          <w:t xml:space="preserve">1.  </w:t>
+        </w:r>
+        <w:r>
+          <w:rPr>
+            <w:rFonts w:ascii="Calibri" w:eastAsia="Calibri" w:hAnsi="Calibri"/>
+          </w:rPr>
+          <w:t>This field is filled out automatically based on all verification protocol requirements in this document showing compliance.</w:t>
+        </w:r>
+      </w:ins>
+    </w:p>
+    <w:p>
+      <w:pPr>
+        <w:rPr>
           <w:rFonts w:asciiTheme="minorHAnsi" w:hAnsiTheme="minorHAnsi"/>
         </w:rPr>
         <w:sectPr>
-          <w:headerReference w:type="even" r:id="rId16"/>
-          <w:headerReference w:type="default" r:id="rId17"/>
-          <w:footerReference w:type="default" r:id="rId18"/>
-          <w:headerReference w:type="first" r:id="rId19"/>
+          <w:headerReference w:type="even" r:id="rId18"/>
+          <w:headerReference w:type="default" r:id="rId19"/>
+          <w:footerReference w:type="default" r:id="rId20"/>
+          <w:headerReference w:type="first" r:id="rId21"/>
           <w:pgSz w:w="12240" w:h="15840" w:code="1"/>
           <w:pgMar w:top="720" w:right="1008" w:bottom="720" w:left="1296" w:header="720" w:footer="576" w:gutter="0"/>
           <w:cols w:space="720"/>
@@ -5118,25 +5065,7 @@
                 <w:sz w:val="18"/>
                 <w:szCs w:val="18"/>
               </w:rPr>
-              <w:t xml:space="preserve">&lt;&lt;calculated field: if Less than 12ft Ducts Outside of Conditioned Space Flagged on CF1R = </w:t>
-            </w:r>
-            <w:proofErr w:type="gramStart"/>
-            <w:r>
-              <w:rPr>
-                <w:rFonts w:asciiTheme="minorHAnsi" w:hAnsiTheme="minorHAnsi"/>
-                <w:sz w:val="18"/>
-                <w:szCs w:val="18"/>
-              </w:rPr>
-              <w:t>true ,</w:t>
-            </w:r>
-            <w:proofErr w:type="gramEnd"/>
-            <w:r>
-              <w:rPr>
-                <w:rFonts w:asciiTheme="minorHAnsi" w:hAnsiTheme="minorHAnsi"/>
-                <w:sz w:val="18"/>
-                <w:szCs w:val="18"/>
-              </w:rPr>
-              <w:t xml:space="preserve"> then display message “true” and display Table B below; else display message "not applicable”</w:t>
+              <w:t>&lt;&lt;calculated field: if Less than 12ft Ducts Outside of Conditioned Space Flagged on CF1R = true , then display message “true” and display Table B below; else display message "not applicable”</w:t>
             </w:r>
             <w:r>
               <w:rPr>
@@ -5213,25 +5142,7 @@
                 <w:sz w:val="18"/>
                 <w:szCs w:val="18"/>
               </w:rPr>
-              <w:t xml:space="preserve">Status – Ducts Located </w:t>
-            </w:r>
-            <w:proofErr w:type="gramStart"/>
-            <w:r>
-              <w:rPr>
-                <w:rFonts w:asciiTheme="minorHAnsi" w:hAnsiTheme="minorHAnsi"/>
-                <w:sz w:val="18"/>
-                <w:szCs w:val="18"/>
-              </w:rPr>
-              <w:t>In</w:t>
-            </w:r>
-            <w:proofErr w:type="gramEnd"/>
-            <w:r>
-              <w:rPr>
-                <w:rFonts w:asciiTheme="minorHAnsi" w:hAnsiTheme="minorHAnsi"/>
-                <w:sz w:val="18"/>
-                <w:szCs w:val="18"/>
-              </w:rPr>
-              <w:t xml:space="preserve"> Conditioned Space Performance Credit</w:t>
+              <w:t>Status – Ducts Located In Conditioned Space Performance Credit</w:t>
             </w:r>
           </w:p>
         </w:tc>
@@ -5254,25 +5165,7 @@
                 <w:sz w:val="18"/>
                 <w:szCs w:val="18"/>
               </w:rPr>
-              <w:t xml:space="preserve">&lt;&lt;calculated field: if Ducts Located In Conditioned Space Compliance Credit Claimed on CF1R = </w:t>
-            </w:r>
-            <w:proofErr w:type="gramStart"/>
-            <w:r>
-              <w:rPr>
-                <w:rFonts w:asciiTheme="minorHAnsi" w:hAnsiTheme="minorHAnsi"/>
-                <w:sz w:val="18"/>
-                <w:szCs w:val="18"/>
-              </w:rPr>
-              <w:t>true ,</w:t>
-            </w:r>
-            <w:proofErr w:type="gramEnd"/>
-            <w:r>
-              <w:rPr>
-                <w:rFonts w:asciiTheme="minorHAnsi" w:hAnsiTheme="minorHAnsi"/>
-                <w:sz w:val="18"/>
-                <w:szCs w:val="18"/>
-              </w:rPr>
-              <w:t xml:space="preserve"> then display message “true” and display Table C below; else display message "not applicable”</w:t>
+              <w:t>&lt;&lt;calculated field: if Ducts Located In Conditioned Space Compliance Credit Claimed on CF1R = true , then display message “true” and display Table C below; else display message "not applicable”</w:t>
             </w:r>
             <w:r>
               <w:rPr>
@@ -5406,7 +5299,7 @@
               </w:rPr>
               <w:t xml:space="preserve">Exemption from Minimum R-Value for </w:t>
             </w:r>
-            <w:ins w:id="3" w:author="Alhabibi, Haider@Energy" w:date="2022-07-27T15:51:00Z">
+            <w:ins w:id="10" w:author="Alhabibi, Haider@Energy" w:date="2022-07-27T15:51:00Z">
               <w:r>
                 <w:rPr>
                   <w:rFonts w:ascii="Calibri" w:hAnsi="Calibri"/>
@@ -5416,7 +5309,7 @@
                 <w:t>Duct System Located Entirely in Directly</w:t>
               </w:r>
             </w:ins>
-            <w:del w:id="4" w:author="Alhabibi, Haider@Energy" w:date="2022-07-27T15:51:00Z">
+            <w:del w:id="11" w:author="Alhabibi, Haider@Energy" w:date="2022-07-27T15:51:00Z">
               <w:r>
                 <w:rPr>
                   <w:rFonts w:ascii="Calibri" w:hAnsi="Calibri"/>
@@ -5442,7 +5335,7 @@
               </w:rPr>
               <w:t xml:space="preserve"> reported on MCH-01 = </w:t>
             </w:r>
-            <w:del w:id="5" w:author="Shewmaker, Michael@Energy" w:date="2022-11-03T23:00:00Z">
+            <w:del w:id="12" w:author="Shewmaker, Michael@Energy" w:date="2022-11-03T23:00:00Z">
               <w:r>
                 <w:rPr>
                   <w:rFonts w:asciiTheme="minorHAnsi" w:hAnsiTheme="minorHAnsi"/>
@@ -5452,7 +5345,7 @@
                 <w:delText>yes</w:delText>
               </w:r>
             </w:del>
-            <w:ins w:id="6" w:author="Shewmaker, Michael@Energy" w:date="2022-11-03T23:00:00Z">
+            <w:ins w:id="13" w:author="Shewmaker, Michael@Energy" w:date="2022-11-03T23:00:00Z">
               <w:r>
                 <w:rPr>
                   <w:rFonts w:asciiTheme="minorHAnsi" w:hAnsiTheme="minorHAnsi"/>
@@ -5618,7 +5511,7 @@
               </w:rPr>
               <w:t xml:space="preserve">MCH-01 = </w:t>
             </w:r>
-            <w:del w:id="7" w:author="Shewmaker, Michael@Energy" w:date="2022-11-03T23:00:00Z">
+            <w:del w:id="14" w:author="Shewmaker, Michael@Energy" w:date="2022-11-03T23:00:00Z">
               <w:r>
                 <w:rPr>
                   <w:rFonts w:asciiTheme="minorHAnsi" w:hAnsiTheme="minorHAnsi"/>
@@ -5628,7 +5521,7 @@
                 <w:delText>yes</w:delText>
               </w:r>
             </w:del>
-            <w:ins w:id="8" w:author="Shewmaker, Michael@Energy" w:date="2022-11-03T23:00:00Z">
+            <w:ins w:id="15" w:author="Shewmaker, Michael@Energy" w:date="2022-11-03T23:00:00Z">
               <w:r>
                 <w:rPr>
                   <w:rFonts w:asciiTheme="minorHAnsi" w:hAnsiTheme="minorHAnsi"/>
@@ -6166,25 +6059,7 @@
                 <w:sz w:val="18"/>
                 <w:szCs w:val="18"/>
               </w:rPr>
-              <w:t xml:space="preserve">, then text entry in this Corrections Notes field is </w:t>
-            </w:r>
-            <w:proofErr w:type="gramStart"/>
-            <w:r>
-              <w:rPr>
-                <w:rFonts w:ascii="Calibri" w:eastAsia="Calibri" w:hAnsi="Calibri"/>
-                <w:sz w:val="18"/>
-                <w:szCs w:val="18"/>
-              </w:rPr>
-              <w:t>required;  user</w:t>
-            </w:r>
-            <w:proofErr w:type="gramEnd"/>
-            <w:r>
-              <w:rPr>
-                <w:rFonts w:ascii="Calibri" w:eastAsia="Calibri" w:hAnsi="Calibri"/>
-                <w:sz w:val="18"/>
-                <w:szCs w:val="18"/>
-              </w:rPr>
-              <w:t xml:space="preserve"> input text&gt;&gt;</w:t>
+              <w:t>, then text entry in this Corrections Notes field is required;  user input text&gt;&gt;</w:t>
             </w:r>
           </w:p>
         </w:tc>
@@ -6342,30 +6217,28 @@
                 <w:rFonts w:asciiTheme="minorHAnsi" w:hAnsiTheme="minorHAnsi"/>
                 <w:b/>
               </w:rPr>
-              <w:t xml:space="preserve">Ducts Located </w:t>
-            </w:r>
-            <w:proofErr w:type="gramStart"/>
+              <w:t xml:space="preserve">Ducts Located In Conditioned Space </w:t>
+            </w:r>
             <w:r>
               <w:rPr>
                 <w:rFonts w:asciiTheme="minorHAnsi" w:hAnsiTheme="minorHAnsi"/>
                 <w:b/>
               </w:rPr>
-              <w:t>In</w:t>
-            </w:r>
-            <w:proofErr w:type="gramEnd"/>
+              <w:t>-</w:t>
+            </w:r>
             <w:r>
               <w:rPr>
                 <w:rFonts w:asciiTheme="minorHAnsi" w:hAnsiTheme="minorHAnsi"/>
                 <w:b/>
               </w:rPr>
-              <w:t xml:space="preserve"> Conditioned Space </w:t>
+              <w:t xml:space="preserve"> </w:t>
             </w:r>
             <w:r>
               <w:rPr>
                 <w:rFonts w:asciiTheme="minorHAnsi" w:hAnsiTheme="minorHAnsi"/>
                 <w:b/>
               </w:rPr>
-              <w:t>-</w:t>
+              <w:t>RA3.1.4.1.3</w:t>
             </w:r>
             <w:r>
               <w:rPr>
@@ -6374,27 +6247,13 @@
               </w:rPr>
               <w:t xml:space="preserve"> </w:t>
             </w:r>
-            <w:r>
+          </w:p>
+          <w:p>
+            <w:pPr>
               <w:rPr>
                 <w:rFonts w:asciiTheme="minorHAnsi" w:hAnsiTheme="minorHAnsi"/>
                 <w:b/>
               </w:rPr>
-              <w:t>RA3.1.4.1.3</w:t>
-            </w:r>
-            <w:r>
-              <w:rPr>
-                <w:rFonts w:asciiTheme="minorHAnsi" w:hAnsiTheme="minorHAnsi"/>
-                <w:b/>
-              </w:rPr>
-              <w:t xml:space="preserve"> </w:t>
-            </w:r>
-          </w:p>
-          <w:p>
-            <w:pPr>
-              <w:rPr>
-                <w:rFonts w:asciiTheme="minorHAnsi" w:hAnsiTheme="minorHAnsi"/>
-                <w:b/>
-              </w:rPr>
             </w:pPr>
             <w:r>
               <w:rPr>
@@ -6421,9 +6280,8 @@
                 <w:sz w:val="18"/>
                 <w:szCs w:val="18"/>
               </w:rPr>
-              <w:t xml:space="preserve"> indicates the table is </w:t>
-            </w:r>
-            <w:proofErr w:type="gramStart"/>
+              <w:t xml:space="preserve"> indicates the table is applicable</w:t>
+            </w:r>
             <w:r>
               <w:rPr>
                 <w:rFonts w:asciiTheme="minorHAnsi" w:hAnsiTheme="minorHAnsi"/>
@@ -6431,33 +6289,15 @@
                 <w:sz w:val="18"/>
                 <w:szCs w:val="18"/>
               </w:rPr>
-              <w:t>applicable</w:t>
+              <w:t xml:space="preserve">, </w:t>
             </w:r>
             <w:r>
               <w:rPr>
                 <w:rFonts w:asciiTheme="minorHAnsi" w:hAnsiTheme="minorHAnsi"/>
                 <w:i/>
                 <w:sz w:val="18"/>
-                <w:szCs w:val="18"/>
-              </w:rPr>
-              <w:t xml:space="preserve">, </w:t>
-            </w:r>
-            <w:r>
-              <w:rPr>
-                <w:rFonts w:asciiTheme="minorHAnsi" w:hAnsiTheme="minorHAnsi"/>
-                <w:i/>
-                <w:sz w:val="18"/>
-              </w:rPr>
-              <w:t xml:space="preserve"> else</w:t>
-            </w:r>
-            <w:proofErr w:type="gramEnd"/>
-            <w:r>
-              <w:rPr>
-                <w:rFonts w:asciiTheme="minorHAnsi" w:hAnsiTheme="minorHAnsi"/>
-                <w:i/>
-                <w:sz w:val="18"/>
-              </w:rPr>
-              <w:t xml:space="preserve"> display the "section does not apply" message</w:t>
+              </w:rPr>
+              <w:t xml:space="preserve"> else display the "section does not apply" message</w:t>
             </w:r>
             <w:r>
               <w:rPr>
@@ -6817,25 +6657,7 @@
                 <w:sz w:val="18"/>
                 <w:szCs w:val="18"/>
               </w:rPr>
-              <w:t xml:space="preserve">, then text entry in this Corrections Notes field is </w:t>
-            </w:r>
-            <w:proofErr w:type="gramStart"/>
-            <w:r>
-              <w:rPr>
-                <w:rFonts w:ascii="Calibri" w:eastAsia="Calibri" w:hAnsi="Calibri"/>
-                <w:sz w:val="18"/>
-                <w:szCs w:val="18"/>
-              </w:rPr>
-              <w:t>required;  user</w:t>
-            </w:r>
-            <w:proofErr w:type="gramEnd"/>
-            <w:r>
-              <w:rPr>
-                <w:rFonts w:ascii="Calibri" w:eastAsia="Calibri" w:hAnsi="Calibri"/>
-                <w:sz w:val="18"/>
-                <w:szCs w:val="18"/>
-              </w:rPr>
-              <w:t xml:space="preserve"> input text&gt;&gt;</w:t>
+              <w:t>, then text entry in this Corrections Notes field is required;  user input text&gt;&gt;</w:t>
             </w:r>
           </w:p>
         </w:tc>
@@ -7636,25 +7458,7 @@
                 <w:sz w:val="18"/>
                 <w:szCs w:val="18"/>
               </w:rPr>
-              <w:t xml:space="preserve">&lt;&lt;user input, numeric </w:t>
-            </w:r>
-            <w:proofErr w:type="spellStart"/>
-            <w:r>
-              <w:rPr>
-                <w:rFonts w:asciiTheme="minorHAnsi" w:hAnsiTheme="minorHAnsi"/>
-                <w:sz w:val="18"/>
-                <w:szCs w:val="18"/>
-              </w:rPr>
-              <w:t>xxx.x</w:t>
-            </w:r>
-            <w:proofErr w:type="spellEnd"/>
-            <w:r>
-              <w:rPr>
-                <w:rFonts w:asciiTheme="minorHAnsi" w:hAnsiTheme="minorHAnsi"/>
-                <w:sz w:val="18"/>
-                <w:szCs w:val="18"/>
-              </w:rPr>
-              <w:t>&gt;&gt;</w:t>
+              <w:t>&lt;&lt;user input, numeric xxx.x&gt;&gt;</w:t>
             </w:r>
           </w:p>
         </w:tc>
@@ -7960,25 +7764,7 @@
                 <w:sz w:val="18"/>
                 <w:szCs w:val="18"/>
               </w:rPr>
-              <w:t xml:space="preserve">All applicable sections of this document shall indicate compliance with the specified verification protocol requirements </w:t>
-            </w:r>
-            <w:proofErr w:type="gramStart"/>
-            <w:r>
-              <w:rPr>
-                <w:rFonts w:asciiTheme="minorHAnsi" w:hAnsiTheme="minorHAnsi"/>
-                <w:sz w:val="18"/>
-                <w:szCs w:val="18"/>
-              </w:rPr>
-              <w:t>in order for</w:t>
-            </w:r>
-            <w:proofErr w:type="gramEnd"/>
-            <w:r>
-              <w:rPr>
-                <w:rFonts w:asciiTheme="minorHAnsi" w:hAnsiTheme="minorHAnsi"/>
-                <w:sz w:val="18"/>
-                <w:szCs w:val="18"/>
-              </w:rPr>
-              <w:t xml:space="preserve"> this Certificate of Verification as a whole to be determined to be in compliance. </w:t>
+              <w:t xml:space="preserve">All applicable sections of this document shall indicate compliance with the specified verification protocol requirements in order for this Certificate of Verification as a whole to be determined to be in compliance. </w:t>
             </w:r>
           </w:p>
         </w:tc>
@@ -8150,10 +7936,10 @@
       </w:pPr>
     </w:p>
     <w:sectPr>
-      <w:headerReference w:type="even" r:id="rId20"/>
-      <w:headerReference w:type="default" r:id="rId21"/>
-      <w:footerReference w:type="default" r:id="rId22"/>
-      <w:headerReference w:type="first" r:id="rId23"/>
+      <w:headerReference w:type="even" r:id="rId22"/>
+      <w:headerReference w:type="default" r:id="rId23"/>
+      <w:footerReference w:type="default" r:id="rId24"/>
+      <w:headerReference w:type="first" r:id="rId25"/>
       <w:pgSz w:w="12240" w:h="15840" w:code="1"/>
       <w:pgMar w:top="720" w:right="720" w:bottom="720" w:left="720" w:header="576" w:footer="576" w:gutter="0"/>
       <w:cols w:space="720"/>
@@ -8186,6 +7972,16 @@
 </file>
 
 <file path=word/footer1.xml><?xml version="1.0" encoding="utf-8"?>
+<w:ftr xmlns:wpc="http://schemas.microsoft.com/office/word/2010/wordprocessingCanvas" xmlns:cx="http://schemas.microsoft.com/office/drawing/2014/chartex" xmlns:cx1="http://schemas.microsoft.com/office/drawing/2015/9/8/chartex" xmlns:cx2="http://schemas.microsoft.com/office/drawing/2015/10/21/chartex" xmlns:cx3="http://schemas.microsoft.com/office/drawing/2016/5/9/chartex" xmlns:cx4="http://schemas.microsoft.com/office/drawing/2016/5/10/chartex" xmlns:cx5="http://schemas.microsoft.com/office/drawing/2016/5/11/chartex" xmlns:cx6="http://schemas.microsoft.com/office/drawing/2016/5/12/chartex" xmlns:cx7="http://schemas.microsoft.com/office/drawing/2016/5/13/chartex" xmlns:cx8="http://schemas.microsoft.com/office/drawing/2016/5/14/chartex" xmlns:mc="http://schemas.openxmlformats.org/markup-compatibility/2006" xmlns:aink="http://schemas.microsoft.com/office/drawing/2016/ink" xmlns:am3d="http://schemas.microsoft.com/office/drawing/2017/model3d" xmlns:o="urn:schemas-microsoft-com:office:office" xmlns:oel="http://schemas.microsoft.com/office/2019/extlst" xmlns:r="http://schemas.openxmlformats.org/officeDocument/2006/relationships" xmlns:m="http://schemas.openxmlformats.org/officeDocument/2006/math" xmlns:v="urn:schemas-microsoft-com:vml" xmlns:wp14="http://schemas.microsoft.com/office/word/2010/wordprocessingDrawing" xmlns:wp="http://schemas.openxmlformats.org/drawingml/2006/wordprocessingDrawing" xmlns:w10="urn:schemas-microsoft-com:office:word" xmlns:w="http://schemas.openxmlformats.org/wordprocessingml/2006/main" xmlns:w14="http://schemas.microsoft.com/office/word/2010/wordml" xmlns:w15="http://schemas.microsoft.com/office/word/2012/wordml" xmlns:w16cex="http://schemas.microsoft.com/office/word/2018/wordml/cex" xmlns:w16cid="http://schemas.microsoft.com/office/word/2016/wordml/cid" xmlns:w16="http://schemas.microsoft.com/office/word/2018/wordml" xmlns:w16sdtdh="http://schemas.microsoft.com/office/word/2020/wordml/sdtdatahash" xmlns:w16se="http://schemas.microsoft.com/office/word/2015/wordml/symex" xmlns:wpg="http://schemas.microsoft.com/office/word/2010/wordprocessingGroup" xmlns:wpi="http://schemas.microsoft.com/office/word/2010/wordprocessingInk" xmlns:wne="http://schemas.microsoft.com/office/word/2006/wordml" xmlns:wps="http://schemas.microsoft.com/office/word/2010/wordprocessingShape" mc:Ignorable="w14 w15 w16se w16cid w16 w16cex w16sdtdh wp14">
+  <w:p>
+    <w:pPr>
+      <w:pStyle w:val="Footer"/>
+    </w:pPr>
+  </w:p>
+</w:ftr>
+</file>
+
+<file path=word/footer2.xml><?xml version="1.0" encoding="utf-8"?>
 <w:ftr xmlns:wpc="http://schemas.microsoft.com/office/word/2010/wordprocessingCanvas" xmlns:cx="http://schemas.microsoft.com/office/drawing/2014/chartex" xmlns:cx1="http://schemas.microsoft.com/office/drawing/2015/9/8/chartex" xmlns:cx2="http://schemas.microsoft.com/office/drawing/2015/10/21/chartex" xmlns:cx3="http://schemas.microsoft.com/office/drawing/2016/5/9/chartex" xmlns:cx4="http://schemas.microsoft.com/office/drawing/2016/5/10/chartex" xmlns:cx5="http://schemas.microsoft.com/office/drawing/2016/5/11/chartex" xmlns:cx6="http://schemas.microsoft.com/office/drawing/2016/5/12/chartex" xmlns:cx7="http://schemas.microsoft.com/office/drawing/2016/5/13/chartex" xmlns:cx8="http://schemas.microsoft.com/office/drawing/2016/5/14/chartex" xmlns:mc="http://schemas.openxmlformats.org/markup-compatibility/2006" xmlns:aink="http://schemas.microsoft.com/office/drawing/2016/ink" xmlns:am3d="http://schemas.microsoft.com/office/drawing/2017/model3d" xmlns:o="urn:schemas-microsoft-com:office:office" xmlns:oel="http://schemas.microsoft.com/office/2019/extlst" xmlns:r="http://schemas.openxmlformats.org/officeDocument/2006/relationships" xmlns:m="http://schemas.openxmlformats.org/officeDocument/2006/math" xmlns:v="urn:schemas-microsoft-com:vml" xmlns:wp14="http://schemas.microsoft.com/office/word/2010/wordprocessingDrawing" xmlns:wp="http://schemas.openxmlformats.org/drawingml/2006/wordprocessingDrawing" xmlns:w10="urn:schemas-microsoft-com:office:word" xmlns:w="http://schemas.openxmlformats.org/wordprocessingml/2006/main" xmlns:w14="http://schemas.microsoft.com/office/word/2010/wordml" xmlns:w15="http://schemas.microsoft.com/office/word/2012/wordml" xmlns:w16cex="http://schemas.microsoft.com/office/word/2018/wordml/cex" xmlns:w16cid="http://schemas.microsoft.com/office/word/2016/wordml/cid" xmlns:w16="http://schemas.microsoft.com/office/word/2018/wordml" xmlns:w16sdtdh="http://schemas.microsoft.com/office/word/2020/wordml/sdtdatahash" xmlns:w16se="http://schemas.microsoft.com/office/word/2015/wordml/symex" xmlns:wpg="http://schemas.microsoft.com/office/word/2010/wordprocessingGroup" xmlns:wpi="http://schemas.microsoft.com/office/word/2010/wordprocessingInk" xmlns:wne="http://schemas.microsoft.com/office/word/2006/wordml" xmlns:wps="http://schemas.microsoft.com/office/word/2010/wordprocessingShape" mc:Ignorable="w14 w15 w16se w16cid w16 w16cex w16sdtdh wp14">
   <w:p>
     <w:pPr>
@@ -8304,7 +8100,17 @@
 </w:ftr>
 </file>
 
-<file path=word/footer2.xml><?xml version="1.0" encoding="utf-8"?>
+<file path=word/footer3.xml><?xml version="1.0" encoding="utf-8"?>
+<w:ftr xmlns:wpc="http://schemas.microsoft.com/office/word/2010/wordprocessingCanvas" xmlns:cx="http://schemas.microsoft.com/office/drawing/2014/chartex" xmlns:cx1="http://schemas.microsoft.com/office/drawing/2015/9/8/chartex" xmlns:cx2="http://schemas.microsoft.com/office/drawing/2015/10/21/chartex" xmlns:cx3="http://schemas.microsoft.com/office/drawing/2016/5/9/chartex" xmlns:cx4="http://schemas.microsoft.com/office/drawing/2016/5/10/chartex" xmlns:cx5="http://schemas.microsoft.com/office/drawing/2016/5/11/chartex" xmlns:cx6="http://schemas.microsoft.com/office/drawing/2016/5/12/chartex" xmlns:cx7="http://schemas.microsoft.com/office/drawing/2016/5/13/chartex" xmlns:cx8="http://schemas.microsoft.com/office/drawing/2016/5/14/chartex" xmlns:mc="http://schemas.openxmlformats.org/markup-compatibility/2006" xmlns:aink="http://schemas.microsoft.com/office/drawing/2016/ink" xmlns:am3d="http://schemas.microsoft.com/office/drawing/2017/model3d" xmlns:o="urn:schemas-microsoft-com:office:office" xmlns:oel="http://schemas.microsoft.com/office/2019/extlst" xmlns:r="http://schemas.openxmlformats.org/officeDocument/2006/relationships" xmlns:m="http://schemas.openxmlformats.org/officeDocument/2006/math" xmlns:v="urn:schemas-microsoft-com:vml" xmlns:wp14="http://schemas.microsoft.com/office/word/2010/wordprocessingDrawing" xmlns:wp="http://schemas.openxmlformats.org/drawingml/2006/wordprocessingDrawing" xmlns:w10="urn:schemas-microsoft-com:office:word" xmlns:w="http://schemas.openxmlformats.org/wordprocessingml/2006/main" xmlns:w14="http://schemas.microsoft.com/office/word/2010/wordml" xmlns:w15="http://schemas.microsoft.com/office/word/2012/wordml" xmlns:w16cex="http://schemas.microsoft.com/office/word/2018/wordml/cex" xmlns:w16cid="http://schemas.microsoft.com/office/word/2016/wordml/cid" xmlns:w16="http://schemas.microsoft.com/office/word/2018/wordml" xmlns:w16sdtdh="http://schemas.microsoft.com/office/word/2020/wordml/sdtdatahash" xmlns:w16se="http://schemas.microsoft.com/office/word/2015/wordml/symex" xmlns:wpg="http://schemas.microsoft.com/office/word/2010/wordprocessingGroup" xmlns:wpi="http://schemas.microsoft.com/office/word/2010/wordprocessingInk" xmlns:wne="http://schemas.microsoft.com/office/word/2006/wordml" xmlns:wps="http://schemas.microsoft.com/office/word/2010/wordprocessingShape" mc:Ignorable="w14 w15 w16se w16cid w16 w16cex w16sdtdh wp14">
+  <w:p>
+    <w:pPr>
+      <w:pStyle w:val="Footer"/>
+    </w:pPr>
+  </w:p>
+</w:ftr>
+</file>
+
+<file path=word/footer4.xml><?xml version="1.0" encoding="utf-8"?>
 <w:ftr xmlns:wpc="http://schemas.microsoft.com/office/word/2010/wordprocessingCanvas" xmlns:cx="http://schemas.microsoft.com/office/drawing/2014/chartex" xmlns:cx1="http://schemas.microsoft.com/office/drawing/2015/9/8/chartex" xmlns:cx2="http://schemas.microsoft.com/office/drawing/2015/10/21/chartex" xmlns:cx3="http://schemas.microsoft.com/office/drawing/2016/5/9/chartex" xmlns:cx4="http://schemas.microsoft.com/office/drawing/2016/5/10/chartex" xmlns:cx5="http://schemas.microsoft.com/office/drawing/2016/5/11/chartex" xmlns:cx6="http://schemas.microsoft.com/office/drawing/2016/5/12/chartex" xmlns:cx7="http://schemas.microsoft.com/office/drawing/2016/5/13/chartex" xmlns:cx8="http://schemas.microsoft.com/office/drawing/2016/5/14/chartex" xmlns:mc="http://schemas.openxmlformats.org/markup-compatibility/2006" xmlns:aink="http://schemas.microsoft.com/office/drawing/2016/ink" xmlns:am3d="http://schemas.microsoft.com/office/drawing/2017/model3d" xmlns:o="urn:schemas-microsoft-com:office:office" xmlns:oel="http://schemas.microsoft.com/office/2019/extlst" xmlns:r="http://schemas.openxmlformats.org/officeDocument/2006/relationships" xmlns:m="http://schemas.openxmlformats.org/officeDocument/2006/math" xmlns:v="urn:schemas-microsoft-com:vml" xmlns:wp14="http://schemas.microsoft.com/office/word/2010/wordprocessingDrawing" xmlns:wp="http://schemas.openxmlformats.org/drawingml/2006/wordprocessingDrawing" xmlns:w10="urn:schemas-microsoft-com:office:word" xmlns:w="http://schemas.openxmlformats.org/wordprocessingml/2006/main" xmlns:w14="http://schemas.microsoft.com/office/word/2010/wordml" xmlns:w15="http://schemas.microsoft.com/office/word/2012/wordml" xmlns:w16cex="http://schemas.microsoft.com/office/word/2018/wordml/cex" xmlns:w16cid="http://schemas.microsoft.com/office/word/2016/wordml/cid" xmlns:w16="http://schemas.microsoft.com/office/word/2018/wordml" xmlns:w16sdtdh="http://schemas.microsoft.com/office/word/2020/wordml/sdtdatahash" xmlns:w16se="http://schemas.microsoft.com/office/word/2015/wordml/symex" xmlns:wpg="http://schemas.microsoft.com/office/word/2010/wordprocessingGroup" xmlns:wpi="http://schemas.microsoft.com/office/word/2010/wordprocessingInk" xmlns:wne="http://schemas.microsoft.com/office/word/2006/wordml" xmlns:wps="http://schemas.microsoft.com/office/word/2010/wordprocessingShape" mc:Ignorable="w14 w15 w16se w16cid w16 w16cex w16sdtdh wp14">
   <w:p>
     <w:pPr>
@@ -8360,7 +8166,7 @@
 </w:ftr>
 </file>
 
-<file path=word/footer3.xml><?xml version="1.0" encoding="utf-8"?>
+<file path=word/footer5.xml><?xml version="1.0" encoding="utf-8"?>
 <w:ftr xmlns:wpc="http://schemas.microsoft.com/office/word/2010/wordprocessingCanvas" xmlns:cx="http://schemas.microsoft.com/office/drawing/2014/chartex" xmlns:cx1="http://schemas.microsoft.com/office/drawing/2015/9/8/chartex" xmlns:cx2="http://schemas.microsoft.com/office/drawing/2015/10/21/chartex" xmlns:cx3="http://schemas.microsoft.com/office/drawing/2016/5/9/chartex" xmlns:cx4="http://schemas.microsoft.com/office/drawing/2016/5/10/chartex" xmlns:cx5="http://schemas.microsoft.com/office/drawing/2016/5/11/chartex" xmlns:cx6="http://schemas.microsoft.com/office/drawing/2016/5/12/chartex" xmlns:cx7="http://schemas.microsoft.com/office/drawing/2016/5/13/chartex" xmlns:cx8="http://schemas.microsoft.com/office/drawing/2016/5/14/chartex" xmlns:mc="http://schemas.openxmlformats.org/markup-compatibility/2006" xmlns:aink="http://schemas.microsoft.com/office/drawing/2016/ink" xmlns:am3d="http://schemas.microsoft.com/office/drawing/2017/model3d" xmlns:o="urn:schemas-microsoft-com:office:office" xmlns:oel="http://schemas.microsoft.com/office/2019/extlst" xmlns:r="http://schemas.openxmlformats.org/officeDocument/2006/relationships" xmlns:m="http://schemas.openxmlformats.org/officeDocument/2006/math" xmlns:v="urn:schemas-microsoft-com:vml" xmlns:wp14="http://schemas.microsoft.com/office/word/2010/wordprocessingDrawing" xmlns:wp="http://schemas.openxmlformats.org/drawingml/2006/wordprocessingDrawing" xmlns:w10="urn:schemas-microsoft-com:office:word" xmlns:w="http://schemas.openxmlformats.org/wordprocessingml/2006/main" xmlns:w14="http://schemas.microsoft.com/office/word/2010/wordml" xmlns:w15="http://schemas.microsoft.com/office/word/2012/wordml" xmlns:w16cex="http://schemas.microsoft.com/office/word/2018/wordml/cex" xmlns:w16cid="http://schemas.microsoft.com/office/word/2016/wordml/cid" xmlns:w16="http://schemas.microsoft.com/office/word/2018/wordml" xmlns:w16sdtdh="http://schemas.microsoft.com/office/word/2020/wordml/sdtdatahash" xmlns:w16se="http://schemas.microsoft.com/office/word/2015/wordml/symex" xmlns:wpg="http://schemas.microsoft.com/office/word/2010/wordprocessingGroup" xmlns:wpi="http://schemas.microsoft.com/office/word/2010/wordprocessingInk" xmlns:wne="http://schemas.microsoft.com/office/word/2006/wordml" xmlns:wps="http://schemas.microsoft.com/office/word/2010/wordprocessingShape" mc:Ignorable="w14 w15 w16se w16cid w16 w16cex w16sdtdh wp14">
   <w:p>
     <w:pPr>
@@ -8928,7 +8734,32 @@
               <w:rFonts w:ascii="Calibri" w:hAnsi="Calibri"/>
               <w:bCs/>
             </w:rPr>
-            <w:t>CF2R-MCH-21-H</w:t>
+            <w:t>CF</w:t>
+          </w:r>
+          <w:del w:id="8" w:author="Alhabibi, Haider@Energy" w:date="2022-12-29T12:33:00Z">
+            <w:r>
+              <w:rPr>
+                <w:rFonts w:ascii="Calibri" w:hAnsi="Calibri"/>
+                <w:bCs/>
+              </w:rPr>
+              <w:delText>2</w:delText>
+            </w:r>
+          </w:del>
+          <w:ins w:id="9" w:author="Alhabibi, Haider@Energy" w:date="2022-12-29T12:33:00Z">
+            <w:r>
+              <w:rPr>
+                <w:rFonts w:ascii="Calibri" w:hAnsi="Calibri"/>
+                <w:bCs/>
+              </w:rPr>
+              <w:t>3</w:t>
+            </w:r>
+          </w:ins>
+          <w:r>
+            <w:rPr>
+              <w:rFonts w:ascii="Calibri" w:hAnsi="Calibri"/>
+              <w:bCs/>
+            </w:rPr>
+            <w:t>R-MCH-21-H</w:t>
           </w:r>
         </w:p>
       </w:tc>
@@ -9316,7 +9147,32 @@
               <w:rFonts w:ascii="Calibri" w:hAnsi="Calibri"/>
               <w:bCs/>
             </w:rPr>
-            <w:t>CF2R-MCH-21-H</w:t>
+            <w:t>CF</w:t>
+          </w:r>
+          <w:del w:id="16" w:author="Alhabibi, Haider@Energy" w:date="2022-12-29T12:33:00Z">
+            <w:r>
+              <w:rPr>
+                <w:rFonts w:ascii="Calibri" w:hAnsi="Calibri"/>
+                <w:bCs/>
+              </w:rPr>
+              <w:delText>2</w:delText>
+            </w:r>
+          </w:del>
+          <w:ins w:id="17" w:author="Alhabibi, Haider@Energy" w:date="2022-12-29T12:33:00Z">
+            <w:r>
+              <w:rPr>
+                <w:rFonts w:ascii="Calibri" w:hAnsi="Calibri"/>
+                <w:bCs/>
+              </w:rPr>
+              <w:t>3</w:t>
+            </w:r>
+          </w:ins>
+          <w:r>
+            <w:rPr>
+              <w:rFonts w:ascii="Calibri" w:hAnsi="Calibri"/>
+              <w:bCs/>
+            </w:rPr>
+            <w:t>R-MCH-21-H</w:t>
           </w:r>
         </w:p>
       </w:tc>
@@ -11532,6 +11388,9 @@
 <w15:people xmlns:wpc="http://schemas.microsoft.com/office/word/2010/wordprocessingCanvas" xmlns:cx="http://schemas.microsoft.com/office/drawing/2014/chartex" xmlns:cx1="http://schemas.microsoft.com/office/drawing/2015/9/8/chartex" xmlns:cx2="http://schemas.microsoft.com/office/drawing/2015/10/21/chartex" xmlns:cx3="http://schemas.microsoft.com/office/drawing/2016/5/9/chartex" xmlns:cx4="http://schemas.microsoft.com/office/drawing/2016/5/10/chartex" xmlns:cx5="http://schemas.microsoft.com/office/drawing/2016/5/11/chartex" xmlns:cx6="http://schemas.microsoft.com/office/drawing/2016/5/12/chartex" xmlns:cx7="http://schemas.microsoft.com/office/drawing/2016/5/13/chartex" xmlns:cx8="http://schemas.microsoft.com/office/drawing/2016/5/14/chartex" xmlns:mc="http://schemas.openxmlformats.org/markup-compatibility/2006" xmlns:aink="http://schemas.microsoft.com/office/drawing/2016/ink" xmlns:am3d="http://schemas.microsoft.com/office/drawing/2017/model3d" xmlns:o="urn:schemas-microsoft-com:office:office" xmlns:oel="http://schemas.microsoft.com/office/2019/extlst" xmlns:r="http://schemas.openxmlformats.org/officeDocument/2006/relationships" xmlns:m="http://schemas.openxmlformats.org/officeDocument/2006/math" xmlns:v="urn:schemas-microsoft-com:vml" xmlns:wp14="http://schemas.microsoft.com/office/word/2010/wordprocessingDrawing" xmlns:wp="http://schemas.openxmlformats.org/drawingml/2006/wordprocessingDrawing" xmlns:w10="urn:schemas-microsoft-com:office:word" xmlns:w="http://schemas.openxmlformats.org/wordprocessingml/2006/main" xmlns:w14="http://schemas.microsoft.com/office/word/2010/wordml" xmlns:w15="http://schemas.microsoft.com/office/word/2012/wordml" xmlns:w16cex="http://schemas.microsoft.com/office/word/2018/wordml/cex" xmlns:w16cid="http://schemas.microsoft.com/office/word/2016/wordml/cid" xmlns:w16="http://schemas.microsoft.com/office/word/2018/wordml" xmlns:w16sdtdh="http://schemas.microsoft.com/office/word/2020/wordml/sdtdatahash" xmlns:w16se="http://schemas.microsoft.com/office/word/2015/wordml/symex" xmlns:wpg="http://schemas.microsoft.com/office/word/2010/wordprocessingGroup" xmlns:wpi="http://schemas.microsoft.com/office/word/2010/wordprocessingInk" xmlns:wne="http://schemas.microsoft.com/office/word/2006/wordml" xmlns:wps="http://schemas.microsoft.com/office/word/2010/wordprocessingShape" mc:Ignorable="w14 w15 w16se w16cid w16 w16cex w16sdtdh wp14">
   <w15:person w15:author="Alhabibi, Haider@Energy">
     <w15:presenceInfo w15:providerId="AD" w15:userId="S::Haider.AlHabibi@energy.ca.gov::9decb8d2-95ad-4b7d-9bf6-d4373f69254c"/>
+  </w15:person>
+  <w15:person w15:author="Shewmaker, Michael@Energy">
+    <w15:presenceInfo w15:providerId="AD" w15:userId="S::michael.shewmaker@energy.ca.gov::cb82df3a-38ca-44c6-b621-0d2fa4353328"/>
   </w15:person>
 </w15:people>
 </file>
@@ -13166,16 +13025,10 @@
 <file path=customXml/itemProps1.xml><?xml version="1.0" encoding="utf-8"?>
 <ds:datastoreItem xmlns:ds="http://schemas.openxmlformats.org/officeDocument/2006/customXml" ds:itemID="{65B521BE-6BB8-4083-8556-CE4854992868}">
   <ds:schemaRefs>
-    <ds:schemaRef ds:uri="http://purl.org/dc/dcmitype/"/>
-    <ds:schemaRef ds:uri="http://purl.org/dc/terms/"/>
+    <ds:schemaRef ds:uri="http://schemas.microsoft.com/office/2006/metadata/properties"/>
+    <ds:schemaRef ds:uri="http://schemas.microsoft.com/office/infopath/2007/PartnerControls"/>
     <ds:schemaRef ds:uri="785685f2-c2e1-4352-89aa-3faca8eaba52"/>
-    <ds:schemaRef ds:uri="http://schemas.microsoft.com/office/2006/documentManagement/types"/>
-    <ds:schemaRef ds:uri="http://schemas.microsoft.com/office/2006/metadata/properties"/>
-    <ds:schemaRef ds:uri="http://purl.org/dc/elements/1.1/"/>
-    <ds:schemaRef ds:uri="http://schemas.openxmlformats.org/package/2006/metadata/core-properties"/>
     <ds:schemaRef ds:uri="5067c814-4b34-462c-a21d-c185ff6548d2"/>
-    <ds:schemaRef ds:uri="http://www.w3.org/XML/1998/namespace"/>
-    <ds:schemaRef ds:uri="http://schemas.microsoft.com/office/infopath/2007/PartnerControls"/>
   </ds:schemaRefs>
 </ds:datastoreItem>
 </file>
